--- a/res/synthetic_fascicoli/fascicoli/fascicolo_sintetico_001/sentenza.docx
+++ b/res/synthetic_fascicoli/fascicoli/fascicolo_sintetico_001/sentenza.docx
@@ -338,7 +338,7 @@
               <w:rStyle w:val="PlaceholderText"/>
               <w:lang w:val="en-US"/>
             </w:rPr>
-            <w:t>710/2024</w:t>
+            <w:t>864/2025</w:t>
           </w:r>
         </w:sdtContent>
       </w:sdt>
@@ -400,7 +400,7 @@
               <w:rStyle w:val="PlaceholderText"/>
               <w:lang w:val="en-US"/>
             </w:rPr>
-            <w:t>Elena Ana Rossi</w:t>
+            <w:t>Chiara Ana Costa, Paolo Neri</w:t>
           </w:r>
         </w:sdtContent>
       </w:sdt>
@@ -444,7 +444,7 @@
               <w:rStyle w:val="PlaceholderText"/>
               <w:lang w:val="en-US"/>
             </w:rPr>
-            <w:t>Matteo Gallo</w:t>
+            <w:t>Davide Lombardi</w:t>
           </w:r>
         </w:sdtContent>
       </w:sdt>
@@ -805,7 +805,7 @@
             <w:rPr>
               <w:rStyle w:val="PlaceholderText"/>
             </w:rPr>
-            <w:t>08-03-2025</w:t>
+            <w:t>26-09-2024</w:t>
           </w:r>
         </w:sdtContent>
       </w:sdt>
@@ -909,7 +909,7 @@
               <w:rStyle w:val="PlaceholderText"/>
               <w:lang w:val="en-US"/>
             </w:rPr>
-            <w:t>Il Ministero dell'Interno, tramite l'Avvocatura Distrettuale dello Stato di Brescia, si è costituito in giudizio il 02-09-2025.</w:t>
+            <w:t>Nonostante la regolare notificazione del ricorso, il Ministero dell'Interno non si è costituito.</w:t>
           </w:r>
         </w:sdtContent>
       </w:sdt>
@@ -950,7 +950,7 @@
             <w:rPr>
               <w:rStyle w:val="PlaceholderText"/>
             </w:rPr>
-            <w:t>NO</w:t>
+            <w:t>SI</w:t>
           </w:r>
         </w:sdtContent>
       </w:sdt>
@@ -1034,7 +1034,7 @@
             <w:rPr>
               <w:rStyle w:val="PlaceholderText"/>
             </w:rPr>
-            <w:t>Davide Maria Lombardi</w:t>
+            <w:t>Matteo Luigi Gallo</w:t>
           </w:r>
         </w:sdtContent>
       </w:sdt>
@@ -1149,7 +1149,7 @@
               <w:rStyle w:val="PlaceholderText"/>
               <w:lang w:val="en-US"/>
             </w:rPr>
-            <w:t>12-03-1856</w:t>
+            <w:t>28-03-1857</w:t>
           </w:r>
         </w:sdtContent>
       </w:sdt>
@@ -1368,7 +1368,7 @@
               <w:rStyle w:val="PlaceholderText"/>
               <w:lang w:val="en-US"/>
             </w:rPr>
-            <w:t>Linea di discendenza allegata: Davide Maria Lombardi -&gt; Elena Rossi -&gt; Elena Ana Rossi</w:t>
+            <w:t>Matteo Luigi Gallo -&gt; Giulia Conti -&gt; Sara Marini -&gt; Francesca Joao Leoni -&gt; Paolo Neri -&gt; Chiara Ana Costa</w:t>
           </w:r>
         </w:sdtContent>
       </w:sdt>
@@ -2803,7 +2803,7 @@
               <w:rStyle w:val="PlaceholderText"/>
               <w:lang w:val="en-US"/>
             </w:rPr>
-            <w:t>Di contro, il Ministero dell'Interno si è limitato a evocare l'accertamento di eventuali fattispecie estintive del diritto, senza nemmeno allegarle (né aver provato una richiesta di informazioni all'Autorità Consolare).</w:t>
+            <w:t>Di contro, il Ministero dell'Interno non si è costituito.</w:t>
           </w:r>
         </w:p>
       </w:sdtContent>
@@ -3247,7 +3247,9 @@
               <w:rStyle w:val="PlaceholderText"/>
               <w:lang w:val="en-US"/>
             </w:rPr>
-            <w:t>Elena Ana Rossi, nato/a a Campinas il 29-05-1998</w:t>
+            <w:t>Chiara Ana Costa, nata a Belo Horizonte il 26-07-1962</w:t>
+            <w:br/>
+            <w:t>Paolo Neri, nato a Recife il 19-01-1930</w:t>
           </w:r>
         </w:p>
       </w:sdtContent>
@@ -3294,7 +3296,7 @@
             <w:rPr>
               <w:rStyle w:val="PlaceholderText"/>
             </w:rPr>
-            <w:t>è cittadina italiana</w:t>
+            <w:t>sono cittadini italiani</w:t>
           </w:r>
         </w:sdtContent>
       </w:sdt>

--- a/res/synthetic_fascicoli/fascicoli/fascicolo_sintetico_001/sentenza.docx
+++ b/res/synthetic_fascicoli/fascicoli/fascicolo_sintetico_001/sentenza.docx
@@ -338,7 +338,7 @@
               <w:rStyle w:val="PlaceholderText"/>
               <w:lang w:val="en-US"/>
             </w:rPr>
-            <w:t>864/2025</w:t>
+            <w:t>100/2025</w:t>
           </w:r>
         </w:sdtContent>
       </w:sdt>
@@ -400,7 +400,7 @@
               <w:rStyle w:val="PlaceholderText"/>
               <w:lang w:val="en-US"/>
             </w:rPr>
-            <w:t>Chiara Ana Costa, Paolo Neri</w:t>
+            <w:t>Carolina Luz Lima</w:t>
           </w:r>
         </w:sdtContent>
       </w:sdt>
@@ -444,7 +444,7 @@
               <w:rStyle w:val="PlaceholderText"/>
               <w:lang w:val="en-US"/>
             </w:rPr>
-            <w:t>Davide Lombardi</w:t>
+            <w:t>Mateus Silva, Carolina Santos</w:t>
           </w:r>
         </w:sdtContent>
       </w:sdt>
@@ -805,7 +805,7 @@
             <w:rPr>
               <w:rStyle w:val="PlaceholderText"/>
             </w:rPr>
-            <w:t>26-09-2024</w:t>
+            <w:t>27-06-2025</w:t>
           </w:r>
         </w:sdtContent>
       </w:sdt>
@@ -909,7 +909,7 @@
               <w:rStyle w:val="PlaceholderText"/>
               <w:lang w:val="en-US"/>
             </w:rPr>
-            <w:t>Nonostante la regolare notificazione del ricorso, il Ministero dell'Interno non si è costituito.</w:t>
+            <w:t>Il Ministero dell'Interno, tramite l'Avvocatura Distrettuale dello Stato di Brescia, si è costituito in giudizio il 24-04-2024.</w:t>
           </w:r>
         </w:sdtContent>
       </w:sdt>
@@ -950,7 +950,7 @@
             <w:rPr>
               <w:rStyle w:val="PlaceholderText"/>
             </w:rPr>
-            <w:t>SI</w:t>
+            <w:t>NO</w:t>
           </w:r>
         </w:sdtContent>
       </w:sdt>
@@ -1034,7 +1034,7 @@
             <w:rPr>
               <w:rStyle w:val="PlaceholderText"/>
             </w:rPr>
-            <w:t>Matteo Luigi Gallo</w:t>
+            <w:t>Marcos Paulo Rodrigues</w:t>
           </w:r>
         </w:sdtContent>
       </w:sdt>
@@ -1092,7 +1092,7 @@
               <w:rStyle w:val="PlaceholderText"/>
               <w:lang w:val="en-US"/>
             </w:rPr>
-            <w:t>Cremona</w:t>
+            <w:t>Bergamo</w:t>
           </w:r>
         </w:sdtContent>
       </w:sdt>
@@ -1149,7 +1149,7 @@
               <w:rStyle w:val="PlaceholderText"/>
               <w:lang w:val="en-US"/>
             </w:rPr>
-            <w:t>28-03-1857</w:t>
+            <w:t>03-01-1908</w:t>
           </w:r>
         </w:sdtContent>
       </w:sdt>
@@ -1368,7 +1368,7 @@
               <w:rStyle w:val="PlaceholderText"/>
               <w:lang w:val="en-US"/>
             </w:rPr>
-            <w:t>Matteo Luigi Gallo -&gt; Giulia Conti -&gt; Sara Marini -&gt; Francesca Joao Leoni -&gt; Paolo Neri -&gt; Chiara Ana Costa</w:t>
+            <w:t>Linea di discendenza allegata: Marcos Paulo Rodrigues -&gt; Carolina Costa -&gt; Jose Araujo -&gt; Ana Costa -&gt; Carolina Ana Cardoso -&gt; Carolina Luz Lima</w:t>
           </w:r>
         </w:sdtContent>
       </w:sdt>
@@ -2513,7 +2513,7 @@
               <w:rStyle w:val="PlaceholderText"/>
               <w:lang w:val="en-US"/>
             </w:rPr>
-            <w:t>Quest'ultima norma non si applica dunque al presente ricorso, iscritto a ruolo prima del 27.3.25.</w:t>
+            <w:t/>
           </w:r>
         </w:p>
       </w:sdtContent>
@@ -2803,7 +2803,7 @@
               <w:rStyle w:val="PlaceholderText"/>
               <w:lang w:val="en-US"/>
             </w:rPr>
-            <w:t>Di contro, il Ministero dell'Interno non si è costituito.</w:t>
+            <w:t>Di contro, il Ministero dell'Interno si è limitato a evocare l'accertamento di eventuali fattispecie estintive del diritto, senza nemmeno allegarle (né aver provato una richiesta di informazioni all'Autorità Consolare).</w:t>
           </w:r>
         </w:p>
       </w:sdtContent>
@@ -3247,9 +3247,7 @@
               <w:rStyle w:val="PlaceholderText"/>
               <w:lang w:val="en-US"/>
             </w:rPr>
-            <w:t>Chiara Ana Costa, nata a Belo Horizonte il 26-07-1962</w:t>
-            <w:br/>
-            <w:t>Paolo Neri, nato a Recife il 19-01-1930</w:t>
+            <w:t>Carolina Luz Lima, nato/a a Recife il 22-03-1949</w:t>
           </w:r>
         </w:p>
       </w:sdtContent>
@@ -3296,7 +3294,7 @@
             <w:rPr>
               <w:rStyle w:val="PlaceholderText"/>
             </w:rPr>
-            <w:t>sono cittadini italiani</w:t>
+            <w:t>è cittadina italiana</w:t>
           </w:r>
         </w:sdtContent>
       </w:sdt>
